--- a/project/documents/reminders/nonpctreminder.docx
+++ b/project/documents/reminders/nonpctreminder.docx
@@ -4,145 +4,87 @@
   <w:body>
     <w:p>
       <w:pPr>
-        <w:tabs>
-          <w:tab w:val="left" w:pos="4605"/>
-          <w:tab w:val="right" w:pos="9360"/>
-        </w:tabs>
-        <w:rPr>
-          <w:b/>
-          <w:sz w:val="20"/>
-          <w:szCs w:val="20"/>
-        </w:rPr>
-      </w:pPr>
-      <w:r>
-        <w:rPr>
-          <w:b/>
-          <w:sz w:val="20"/>
-          <w:szCs w:val="20"/>
-        </w:rPr>
-        <w:t>&lt;&lt;WAName&gt;&gt;</w:t>
-      </w:r>
-      <w:r>
-        <w:rPr>
-          <w:b/>
-          <w:sz w:val="20"/>
-          <w:szCs w:val="20"/>
-        </w:rPr>
-        <w:t xml:space="preserve"> </w:t>
-      </w:r>
-      <w:r>
-        <w:rPr>
-          <w:b/>
-          <w:sz w:val="20"/>
-          <w:szCs w:val="20"/>
-        </w:rPr>
-        <w:t>&lt;&lt;WAPhone&gt;&gt;</w:t>
-      </w:r>
-      <w:r>
-        <w:rPr>
-          <w:b/>
-          <w:sz w:val="20"/>
-          <w:szCs w:val="20"/>
-        </w:rPr>
-        <w:tab/>
-      </w:r>
-      <w:r>
-        <w:rPr>
-          <w:b/>
-          <w:sz w:val="20"/>
-          <w:szCs w:val="20"/>
-        </w:rPr>
-        <w:tab/>
-      </w:r>
-      <w:r>
-        <w:rPr>
-          <w:b/>
-          <w:sz w:val="20"/>
-          <w:szCs w:val="20"/>
-        </w:rPr>
-        <w:t>&lt;&lt;paraName&gt;&gt;</w:t>
-      </w:r>
-      <w:r>
-        <w:rPr>
-          <w:b/>
-          <w:sz w:val="20"/>
-          <w:szCs w:val="20"/>
-        </w:rPr>
-        <w:t xml:space="preserve"> </w:t>
-      </w:r>
-      <w:r>
-        <w:rPr>
-          <w:b/>
-          <w:sz w:val="20"/>
-          <w:szCs w:val="20"/>
-        </w:rPr>
-        <w:t>&lt;&lt;paraPhone&gt;&gt;</w:t>
-      </w:r>
-    </w:p>
-    <w:p>
-      <w:pPr>
-        <w:tabs>
-          <w:tab w:val="right" w:pos="9360"/>
-        </w:tabs>
-        <w:rPr>
-          <w:b/>
-          <w:sz w:val="20"/>
-          <w:szCs w:val="20"/>
-        </w:rPr>
-      </w:pPr>
-      <w:r>
-        <w:rPr>
-          <w:b/>
-          <w:sz w:val="20"/>
-          <w:szCs w:val="20"/>
-        </w:rPr>
-        <w:t>&lt;&lt;WAEmail&gt;&gt;</w:t>
-      </w:r>
-      <w:r>
-        <w:rPr>
-          <w:b/>
-          <w:sz w:val="20"/>
-          <w:szCs w:val="20"/>
-        </w:rPr>
-        <w:tab/>
-      </w:r>
-      <w:r>
-        <w:rPr>
-          <w:b/>
-          <w:sz w:val="20"/>
-          <w:szCs w:val="20"/>
-        </w:rPr>
-        <w:t>&lt;&lt;paraEmail&gt;&gt;</w:t>
-      </w:r>
-    </w:p>
-    <w:p/>
-    <w:p>
-      <w:r>
-        <w:t>&lt;&lt;recipient&gt;&gt;</w:t>
-      </w:r>
-      <w:r>
-        <w:t xml:space="preserve"> </w:t>
-      </w:r>
-      <w:r>
-        <w:t>&lt;&lt;recipientTitle&gt;&gt;</w:t>
-      </w:r>
-      <w:r>
-        <w:t xml:space="preserve"> </w:t>
-      </w:r>
-    </w:p>
-    <w:p>
-      <w:r>
-        <w:t>&lt;&lt;orgName&gt;&gt;</w:t>
-      </w:r>
-    </w:p>
-    <w:p>
-      <w:r>
-        <w:t>&lt;&lt;workAddr&gt;&gt;</w:t>
-      </w:r>
-    </w:p>
-    <w:p>
-      <w:r>
-        <w:t>&lt;&lt;CSZ&gt;&gt;</w:t>
+        <w:pStyle w:val="NormalWeb"/>
+        <w:spacing w:before="0" w:beforeAutospacing="0" w:after="0" w:afterAutospacing="0"/>
+      </w:pPr>
+      <w:r>
+        <w:t xml:space="preserve">Subject line: &lt;&lt;orgName&gt;&gt;: &lt;&lt;clientRefNo&gt;&gt; / SLW Ref: &lt;&lt;matterNo&gt;&gt; </w:t>
+      </w:r>
+      <w:r>
+        <w:t xml:space="preserve">- Non-PCT Country National Stage Instructions Needed   </w:t>
+      </w:r>
+    </w:p>
+    <w:p>
+      <w:pPr>
+        <w:pStyle w:val="NormalWeb"/>
+        <w:spacing w:before="0" w:beforeAutospacing="0" w:after="0" w:afterAutospacing="0"/>
+      </w:pPr>
+    </w:p>
+    <w:p>
+      <w:pPr>
+        <w:pStyle w:val="NormalWeb"/>
+        <w:spacing w:before="0" w:beforeAutospacing="0" w:after="0" w:afterAutospacing="0"/>
+      </w:pPr>
+    </w:p>
+    <w:p>
+      <w:pPr>
+        <w:pStyle w:val="NormalWeb"/>
+        <w:spacing w:before="0" w:beforeAutospacing="0" w:after="0" w:afterAutospacing="0"/>
+      </w:pPr>
+    </w:p>
+    <w:p>
+      <w:pPr>
+        <w:pStyle w:val="NormalWeb"/>
+        <w:spacing w:before="0" w:beforeAutospacing="0" w:after="0" w:afterAutospacing="0"/>
+      </w:pPr>
+      <w:r>
+        <w:t>Body:</w:t>
+      </w:r>
+    </w:p>
+    <w:p>
+      <w:pPr>
+        <w:pStyle w:val="NormalWeb"/>
+        <w:spacing w:before="0" w:beforeAutospacing="0" w:after="0" w:afterAutospacing="0"/>
+      </w:pPr>
+    </w:p>
+    <w:p>
+      <w:pPr>
+        <w:pStyle w:val="NormalWeb"/>
+        <w:spacing w:before="0" w:beforeAutospacing="0" w:after="0" w:afterAutospacing="0"/>
+      </w:pPr>
+    </w:p>
+    <w:p>
+      <w:pPr>
+        <w:pStyle w:val="NormalWeb"/>
+        <w:spacing w:before="0" w:beforeAutospacing="0" w:after="0" w:afterAutospacing="0"/>
+      </w:pPr>
+      <w:r>
+        <w:t>&lt;&lt;This.WAName&gt;&gt; &lt;&lt;This.WAPhone&gt;</w:t>
+      </w:r>
+      <w:proofErr w:type="gramStart"/>
+      <w:r>
+        <w:t>&gt;  &lt;&lt;This.WAEmail</w:t>
+      </w:r>
+      <w:proofErr w:type="gramEnd"/>
+      <w:r>
+        <w:t>&gt;&gt;</w:t>
+      </w:r>
+    </w:p>
+    <w:p>
+      <w:pPr>
+        <w:pStyle w:val="NormalWeb"/>
+        <w:spacing w:before="0" w:beforeAutospacing="0" w:after="0" w:afterAutospacing="0"/>
+      </w:pPr>
+      <w:r>
+        <w:t>&lt;&lt;This.paraName&gt;&gt; &lt;&lt;This.paraPhone&gt;</w:t>
+      </w:r>
+      <w:proofErr w:type="gramStart"/>
+      <w:r>
+        <w:t>&gt;  &lt;&lt;This.paraEmail</w:t>
+      </w:r>
+      <w:proofErr w:type="gramEnd"/>
+      <w:r>
+        <w:t>&gt;&gt;</w:t>
       </w:r>
     </w:p>
     <w:p/>
@@ -191,8 +133,8 @@
       <w:pPr>
         <w:ind w:left="720"/>
       </w:pPr>
-      <w:smartTag w:uri="urn:schemas-microsoft-com:office:smarttags" w:element="country-region">
-        <w:smartTag w:uri="urn:schemas-microsoft-com:office:smarttags" w:element="place">
+      <w:smartTag w:uri="urn:schemas-microsoft-com:office:smarttags" w:element="place">
+        <w:smartTag w:uri="urn:schemas-microsoft-com:office:smarttags" w:element="country-region">
           <w:r>
             <w:t>U.S.</w:t>
           </w:r>
@@ -322,16 +264,20 @@
     <w:p/>
     <w:p>
       <w:r>
-        <w:t xml:space="preserve">Dear </w:t>
-      </w:r>
-      <w:r>
-        <w:t>&lt;&lt;salutation&gt;&gt;:</w:t>
-      </w:r>
-    </w:p>
-    <w:p/>
-    <w:p>
-      <w:r>
-        <w:t xml:space="preserve">We would like to remind you that the one-year convention date for filing applications in Non - PCT countries claiming priority to the international application </w:t>
+        <w:t>&lt;&lt;salutation&gt;&gt;</w:t>
+      </w:r>
+    </w:p>
+    <w:p>
+      <w:r>
+        <w:t xml:space="preserve">We would like to remind you that the one-year convention date for filing applications in </w:t>
+      </w:r>
+      <w:proofErr w:type="gramStart"/>
+      <w:r>
+        <w:t>Non - PCT</w:t>
+      </w:r>
+      <w:proofErr w:type="gramEnd"/>
+      <w:r>
+        <w:t xml:space="preserve"> countries claiming priority to the international application </w:t>
       </w:r>
       <w:r>
         <w:t xml:space="preserve">is </w:t>
@@ -444,61 +390,6 @@
         <w:t xml:space="preserve"> filing costs or if you need to discuss any financial arrangements prior to filing of any applications. </w:t>
       </w:r>
     </w:p>
-    <w:p/>
-    <w:p>
-      <w:r>
-        <w:t>Very truly yours,</w:t>
-      </w:r>
-    </w:p>
-    <w:p/>
-    <w:p/>
-    <w:p>
-      <w:pPr>
-        <w:pStyle w:val="Header"/>
-        <w:tabs>
-          <w:tab w:val="clear" w:pos="4320"/>
-          <w:tab w:val="clear" w:pos="8640"/>
-        </w:tabs>
-      </w:pPr>
-      <w:r>
-        <w:t>&lt;&lt;cmgName&gt;&gt;</w:t>
-      </w:r>
-    </w:p>
-    <w:p/>
-    <w:tbl>
-      <w:tblPr>
-        <w:tblW w:w="0" w:type="auto"/>
-        <w:tblLayout w:type="fixed"/>
-        <w:tblLook w:val="01E0" w:firstRow="1" w:lastRow="1" w:firstColumn="1" w:lastColumn="1" w:noHBand="0" w:noVBand="0"/>
-      </w:tblPr>
-      <w:tblGrid>
-        <w:gridCol w:w="1188"/>
-        <w:gridCol w:w="8359"/>
-      </w:tblGrid>
-      <w:tr>
-        <w:tc>
-          <w:tcPr>
-            <w:tcW w:w="1188" w:type="dxa"/>
-          </w:tcPr>
-          <w:p>
-            <w:r>
-              <w:lastRenderedPageBreak/>
-              <w:t>&lt;&lt;cc&gt;&gt;</w:t>
-            </w:r>
-          </w:p>
-        </w:tc>
-        <w:tc>
-          <w:tcPr>
-            <w:tcW w:w="8359" w:type="dxa"/>
-          </w:tcPr>
-          <w:p>
-            <w:r>
-              <w:t>&lt;&lt;ccList&gt;&gt;</w:t>
-            </w:r>
-          </w:p>
-        </w:tc>
-      </w:tr>
-    </w:tbl>
     <w:p/>
     <w:sectPr>
       <w:pgSz w:w="12240" w:h="15840" w:code="1"/>
